--- a/fase2/Evidencias Individuales/GUTIERREZ_PABLO_2.1_APT122_DiarioReflexionFase2.docx
+++ b/fase2/Evidencias Individuales/GUTIERREZ_PABLO_2.1_APT122_DiarioReflexionFase2.docx
@@ -2051,6 +2051,25 @@
                 <w:szCs w:val="24"/>
               </w:rPr>
             </w:pPr>
+          </w:p>
+          <w:p>
+            <w:pPr>
+              <w:jc w:val="both"/>
+              <w:rPr>
+                <w:rFonts w:eastAsiaTheme="majorEastAsia"/>
+                <w:color w:val="767171" w:themeColor="background2" w:themeShade="80"/>
+                <w:sz w:val="24"/>
+                <w:szCs w:val="24"/>
+              </w:rPr>
+            </w:pPr>
+            <w:r>
+              <w:rPr>
+                <w:rFonts w:eastAsiaTheme="majorEastAsia"/>
+                <w:sz w:val="24"/>
+                <w:szCs w:val="24"/>
+              </w:rPr>
+              <w:t>El POS base (ingreso, venta, efectivo y la estructura del documento) lo desarrollamos Diego y yo. La subida de ese código quedó en el commit inicial del 15/08/2026, a nombre de Diego. Reinhartd, además de las pruebas, construyó el proxy Webpay.</w:t>
+            </w:r>
           </w:p>
           <w:p>
             <w:pPr>
